--- a/couverture/couverture.docx
+++ b/couverture/couverture.docx
@@ -1,6 +1,6 @@
 
 <file path=word/document.xml><?xml version="1.0" encoding="utf-8"?>
-<w:document xmlns:wpc="http://schemas.microsoft.com/office/word/2010/wordprocessingCanvas" xmlns:cx="http://schemas.microsoft.com/office/drawing/2014/chartex" xmlns:cx1="http://schemas.microsoft.com/office/drawing/2015/9/8/chartex" xmlns:cx2="http://schemas.microsoft.com/office/drawing/2015/10/21/chartex" xmlns:cx3="http://schemas.microsoft.com/office/drawing/2016/5/9/chartex" xmlns:cx4="http://schemas.microsoft.com/office/drawing/2016/5/10/chartex" xmlns:cx5="http://schemas.microsoft.com/office/drawing/2016/5/11/chartex" xmlns:cx6="http://schemas.microsoft.com/office/drawing/2016/5/12/chartex" xmlns:cx7="http://schemas.microsoft.com/office/drawing/2016/5/13/chartex" xmlns:cx8="http://schemas.microsoft.com/office/drawing/2016/5/14/chartex" xmlns:mc="http://schemas.openxmlformats.org/markup-compatibility/2006" xmlns:aink="http://schemas.microsoft.com/office/drawing/2016/ink" xmlns:am3d="http://schemas.microsoft.com/office/drawing/2017/model3d" xmlns:o="urn:schemas-microsoft-com:office:office" xmlns:oel="http://schemas.microsoft.com/office/2019/extlst" xmlns:r="http://schemas.openxmlformats.org/officeDocument/2006/relationships" xmlns:m="http://schemas.openxmlformats.org/officeDocument/2006/math" xmlns:v="urn:schemas-microsoft-com:vml" xmlns:wp14="http://schemas.microsoft.com/office/word/2010/wordprocessingDrawing" xmlns:wp="http://schemas.openxmlformats.org/drawingml/2006/wordprocessingDrawing" xmlns:w10="urn:schemas-microsoft-com:office:word" xmlns:w="http://schemas.openxmlformats.org/wordprocessingml/2006/main" xmlns:w14="http://schemas.microsoft.com/office/word/2010/wordml" xmlns:w15="http://schemas.microsoft.com/office/word/2012/wordml" xmlns:w16cex="http://schemas.microsoft.com/office/word/2018/wordml/cex" xmlns:w16cid="http://schemas.microsoft.com/office/word/2016/wordml/cid" xmlns:w16="http://schemas.microsoft.com/office/word/2018/wordml" xmlns:w16du="http://schemas.microsoft.com/office/word/2023/wordml/word16du" xmlns:w16sdtdh="http://schemas.microsoft.com/office/word/2020/wordml/sdtdatahash" xmlns:w16sdtfl="http://schemas.microsoft.com/office/word/2024/wordml/sdtformatlock" xmlns:w16se="http://schemas.microsoft.com/office/word/2015/wordml/symex" xmlns:wpg="http://schemas.microsoft.com/office/word/2010/wordprocessingGroup" xmlns:wpi="http://schemas.microsoft.com/office/word/2010/wordprocessingInk" xmlns:wne="http://schemas.microsoft.com/office/word/2006/wordml" xmlns:wps="http://schemas.microsoft.com/office/word/2010/wordprocessingShape" mc:Ignorable="w14 w15 w16se w16cid w16 w16cex w16sdtdh w16sdtfl w16du wp14">
+<w:document xmlns:wpc="http://schemas.microsoft.com/office/word/2010/wordprocessingCanvas" xmlns:cx="http://schemas.microsoft.com/office/drawing/2014/chartex" xmlns:cx1="http://schemas.microsoft.com/office/drawing/2015/9/8/chartex" xmlns:cx2="http://schemas.microsoft.com/office/drawing/2015/10/21/chartex" xmlns:cx3="http://schemas.microsoft.com/office/drawing/2016/5/9/chartex" xmlns:cx4="http://schemas.microsoft.com/office/drawing/2016/5/10/chartex" xmlns:cx5="http://schemas.microsoft.com/office/drawing/2016/5/11/chartex" xmlns:cx6="http://schemas.microsoft.com/office/drawing/2016/5/12/chartex" xmlns:cx7="http://schemas.microsoft.com/office/drawing/2016/5/13/chartex" xmlns:cx8="http://schemas.microsoft.com/office/drawing/2016/5/14/chartex" xmlns:mc="http://schemas.openxmlformats.org/markup-compatibility/2006" xmlns:aink="http://schemas.microsoft.com/office/drawing/2016/ink" xmlns:am3d="http://schemas.microsoft.com/office/drawing/2017/model3d" xmlns:o="urn:schemas-microsoft-com:office:office" xmlns:r="http://schemas.openxmlformats.org/officeDocument/2006/relationships" xmlns:m="http://schemas.openxmlformats.org/officeDocument/2006/math" xmlns:v="urn:schemas-microsoft-com:vml" xmlns:wp14="http://schemas.microsoft.com/office/word/2010/wordprocessingDrawing" xmlns:wp="http://schemas.openxmlformats.org/drawingml/2006/wordprocessingDrawing" xmlns:w10="urn:schemas-microsoft-com:office:word" xmlns:w="http://schemas.openxmlformats.org/wordprocessingml/2006/main" xmlns:w14="http://schemas.microsoft.com/office/word/2010/wordml" xmlns:w15="http://schemas.microsoft.com/office/word/2012/wordml" xmlns:w16cex="http://schemas.microsoft.com/office/word/2018/wordml/cex" xmlns:w16cid="http://schemas.microsoft.com/office/word/2016/wordml/cid" xmlns:w16="http://schemas.microsoft.com/office/word/2018/wordml" xmlns:w16sdtdh="http://schemas.microsoft.com/office/word/2020/wordml/sdtdatahash" xmlns:w16se="http://schemas.microsoft.com/office/word/2015/wordml/symex" xmlns:wpg="http://schemas.microsoft.com/office/word/2010/wordprocessingGroup" xmlns:wpi="http://schemas.microsoft.com/office/word/2010/wordprocessingInk" xmlns:wne="http://schemas.microsoft.com/office/word/2006/wordml" xmlns:wps="http://schemas.microsoft.com/office/word/2010/wordprocessingShape" mc:Ignorable="w14 w15 w16se w16cid w16 w16cex w16sdtdh wp14">
   <w:body>
     <w:p>
       <w:bookmarkStart w:id="0" w:name="_Ref474990207"/>
@@ -184,7 +184,7 @@
           </mc:Choice>
           <mc:Fallback>
             <w:pict>
-              <v:rect w14:anchorId="337D3951" id="Rectangle 6" o:spid="_x0000_s1026" style="position:absolute;left:0;text-align:left;margin-left:348pt;margin-top:-7.85pt;width:113.15pt;height:58.55pt;z-index:251654144;visibility:visible;mso-wrap-style:square;mso-width-percent:0;mso-height-percent:0;mso-wrap-distance-left:9pt;mso-wrap-distance-top:0;mso-wrap-distance-right:9pt;mso-wrap-distance-bottom:0;mso-position-horizontal:absolute;mso-position-horizontal-relative:text;mso-position-vertical:absolute;mso-position-vertical-relative:text;mso-width-percent:0;mso-height-percent:0;mso-width-relative:page;mso-height-relative:page;v-text-anchor:top" o:gfxdata="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" stroked="f">
+              <v:rect w14:anchorId="337D3951" id="Rectangle 6" o:spid="_x0000_s1026" style="position:absolute;left:0;text-align:left;margin-left:348pt;margin-top:-7.85pt;width:113.15pt;height:58.55pt;z-index:251654144;visibility:visible;mso-wrap-style:square;mso-width-percent:0;mso-height-percent:0;mso-wrap-distance-left:9pt;mso-wrap-distance-top:0;mso-wrap-distance-right:9pt;mso-wrap-distance-bottom:0;mso-position-horizontal:absolute;mso-position-horizontal-relative:text;mso-position-vertical:absolute;mso-position-vertical-relative:text;mso-width-percent:0;mso-height-percent:0;mso-width-relative:page;mso-height-relative:page;v-text-anchor:top" o:gfxdata="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" stroked="f">
                 <v:textbox>
                   <w:txbxContent>
                     <w:p>
@@ -317,8 +317,13 @@
       <w:pPr>
         <w:pStyle w:val="Pagedegarde"/>
       </w:pPr>
-      <w:r>
-        <w:t>présenté par</w:t>
+      <w:proofErr w:type="gramStart"/>
+      <w:r>
+        <w:t>présenté</w:t>
+      </w:r>
+      <w:proofErr w:type="gramEnd"/>
+      <w:r>
+        <w:t xml:space="preserve"> par</w:t>
       </w:r>
     </w:p>
     <w:p>
@@ -326,7 +331,13 @@
         <w:pStyle w:val="Pagedegarde"/>
       </w:pPr>
       <w:r>
-        <w:t>(COMPLETER par Prénom NOM)</w:t>
+        <w:t>(</w:t>
+      </w:r>
+      <w:r>
+        <w:t>Maria BRICE</w:t>
+      </w:r>
+      <w:r>
+        <w:t>)</w:t>
       </w:r>
     </w:p>
     <w:p>
@@ -338,16 +349,26 @@
       <w:pPr>
         <w:pStyle w:val="Pagedegarde"/>
       </w:pPr>
-      <w:r>
-        <w:t>pour obtenir le diplôme national de master</w:t>
+      <w:proofErr w:type="gramStart"/>
+      <w:r>
+        <w:t>pour</w:t>
+      </w:r>
+      <w:proofErr w:type="gramEnd"/>
+      <w:r>
+        <w:t xml:space="preserve"> obtenir le diplôme national de master</w:t>
       </w:r>
     </w:p>
     <w:p>
       <w:pPr>
         <w:pStyle w:val="Pagedegarde"/>
       </w:pPr>
-      <w:r>
-        <w:t>mention Biodiversité,</w:t>
+      <w:proofErr w:type="gramStart"/>
+      <w:r>
+        <w:t>mention</w:t>
+      </w:r>
+      <w:proofErr w:type="gramEnd"/>
+      <w:r>
+        <w:t xml:space="preserve"> Biodiversité,</w:t>
       </w:r>
       <w:r>
         <w:t xml:space="preserve"> é</w:t>
@@ -370,12 +391,21 @@
           <w:szCs w:val="24"/>
         </w:rPr>
       </w:pPr>
+      <w:proofErr w:type="gramStart"/>
       <w:r>
         <w:rPr>
           <w:sz w:val="24"/>
           <w:szCs w:val="24"/>
         </w:rPr>
-        <w:t>parcours Biodiversité végétale et gestion des écosystèmes tropicaux</w:t>
+        <w:t>parcours</w:t>
+      </w:r>
+      <w:proofErr w:type="gramEnd"/>
+      <w:r>
+        <w:rPr>
+          <w:sz w:val="24"/>
+          <w:szCs w:val="24"/>
+        </w:rPr>
+        <w:t xml:space="preserve"> Biodiversité végétale et gestion des écosystèmes tropicaux</w:t>
       </w:r>
       <w:r>
         <w:rPr>
@@ -513,32 +543,23 @@
         </w:rPr>
         <w:t xml:space="preserve"> </w:t>
       </w:r>
-      <w:commentRangeStart w:id="2"/>
+      <w:proofErr w:type="spellStart"/>
       <w:r>
         <w:rPr>
           <w:bCs/>
           <w:sz w:val="24"/>
           <w:szCs w:val="24"/>
         </w:rPr>
-        <w:t xml:space="preserve">Titre </w:t>
-      </w:r>
-      <w:commentRangeEnd w:id="2"/>
-      <w:r>
-        <w:rPr>
-          <w:rStyle w:val="Marquedecommentaire"/>
+        <w:t>Eric</w:t>
+      </w:r>
+      <w:proofErr w:type="spellEnd"/>
+      <w:r>
+        <w:rPr>
           <w:bCs/>
           <w:sz w:val="24"/>
           <w:szCs w:val="24"/>
         </w:rPr>
-        <w:commentReference w:id="2"/>
-      </w:r>
-      <w:r>
-        <w:rPr>
-          <w:bCs/>
-          <w:sz w:val="24"/>
-          <w:szCs w:val="24"/>
-        </w:rPr>
-        <w:t>Prénom NOM</w:t>
+        <w:t xml:space="preserve"> MARCON</w:t>
       </w:r>
     </w:p>
     <w:p>
@@ -550,17 +571,31 @@
       <w:pPr>
         <w:pStyle w:val="Pagedegarde"/>
       </w:pPr>
-      <w:r>
-        <w:t xml:space="preserve">soutenu publiquement le </w:t>
-      </w:r>
-      <w:r>
-        <w:t>XX xxxx 20</w:t>
+      <w:proofErr w:type="gramStart"/>
+      <w:r>
+        <w:t>soutenu</w:t>
+      </w:r>
+      <w:proofErr w:type="gramEnd"/>
+      <w:r>
+        <w:t xml:space="preserve"> publiquement le </w:t>
+      </w:r>
+      <w:r>
+        <w:t>6</w:t>
+      </w:r>
+      <w:r>
+        <w:t xml:space="preserve"> </w:t>
+      </w:r>
+      <w:r>
+        <w:t>juillet</w:t>
+      </w:r>
+      <w:r>
+        <w:t xml:space="preserve"> 20</w:t>
       </w:r>
       <w:r>
         <w:t>2</w:t>
       </w:r>
       <w:r>
-        <w:t>x</w:t>
+        <w:t>6</w:t>
       </w:r>
     </w:p>
     <w:p>
@@ -572,8 +607,13 @@
       <w:pPr>
         <w:pStyle w:val="Pagedegarde"/>
       </w:pPr>
-      <w:r>
-        <w:t>à Montpellier</w:t>
+      <w:proofErr w:type="gramStart"/>
+      <w:r>
+        <w:t>à</w:t>
+      </w:r>
+      <w:proofErr w:type="gramEnd"/>
+      <w:r>
+        <w:t xml:space="preserve"> Montpellier</w:t>
       </w:r>
     </w:p>
     <w:p/>
@@ -581,8 +621,13 @@
       <w:pPr>
         <w:pStyle w:val="Pagedegarde"/>
       </w:pPr>
-      <w:r>
-        <w:t>devant le jury suivant</w:t>
+      <w:proofErr w:type="gramStart"/>
+      <w:r>
+        <w:t>devant</w:t>
+      </w:r>
+      <w:proofErr w:type="gramEnd"/>
+      <w:r>
+        <w:t xml:space="preserve"> le jury suivant</w:t>
       </w:r>
       <w:r>
         <w:t> </w:t>
@@ -626,13 +671,30 @@
                 <w:szCs w:val="24"/>
               </w:rPr>
             </w:pPr>
+            <w:commentRangeStart w:id="2"/>
+            <w:r>
+              <w:rPr>
+                <w:sz w:val="24"/>
+                <w:szCs w:val="24"/>
+              </w:rPr>
+              <w:t xml:space="preserve">Titre </w:t>
+            </w:r>
+            <w:commentRangeEnd w:id="2"/>
+            <w:r>
+              <w:rPr>
+                <w:rStyle w:val="Marquedecommentaire"/>
+                <w:sz w:val="24"/>
+                <w:szCs w:val="24"/>
+              </w:rPr>
+              <w:commentReference w:id="2"/>
+            </w:r>
             <w:commentRangeStart w:id="3"/>
             <w:r>
               <w:rPr>
                 <w:sz w:val="24"/>
                 <w:szCs w:val="24"/>
               </w:rPr>
-              <w:t xml:space="preserve">Titre </w:t>
+              <w:t>Prénom NOM</w:t>
             </w:r>
             <w:commentRangeEnd w:id="3"/>
             <w:r>
@@ -642,23 +704,6 @@
                 <w:szCs w:val="24"/>
               </w:rPr>
               <w:commentReference w:id="3"/>
-            </w:r>
-            <w:commentRangeStart w:id="4"/>
-            <w:r>
-              <w:rPr>
-                <w:sz w:val="24"/>
-                <w:szCs w:val="24"/>
-              </w:rPr>
-              <w:t>Prénom NOM</w:t>
-            </w:r>
-            <w:commentRangeEnd w:id="4"/>
-            <w:r>
-              <w:rPr>
-                <w:rStyle w:val="Marquedecommentaire"/>
-                <w:sz w:val="24"/>
-                <w:szCs w:val="24"/>
-              </w:rPr>
-              <w:commentReference w:id="4"/>
             </w:r>
           </w:p>
         </w:tc>
@@ -889,7 +934,7 @@
 </file>
 
 <file path=word/comments.xml><?xml version="1.0" encoding="utf-8"?>
-<w:comments xmlns:wpc="http://schemas.microsoft.com/office/word/2010/wordprocessingCanvas" xmlns:cx="http://schemas.microsoft.com/office/drawing/2014/chartex" xmlns:cx1="http://schemas.microsoft.com/office/drawing/2015/9/8/chartex" xmlns:cx2="http://schemas.microsoft.com/office/drawing/2015/10/21/chartex" xmlns:cx3="http://schemas.microsoft.com/office/drawing/2016/5/9/chartex" xmlns:cx4="http://schemas.microsoft.com/office/drawing/2016/5/10/chartex" xmlns:cx5="http://schemas.microsoft.com/office/drawing/2016/5/11/chartex" xmlns:cx6="http://schemas.microsoft.com/office/drawing/2016/5/12/chartex" xmlns:cx7="http://schemas.microsoft.com/office/drawing/2016/5/13/chartex" xmlns:cx8="http://schemas.microsoft.com/office/drawing/2016/5/14/chartex" xmlns:mc="http://schemas.openxmlformats.org/markup-compatibility/2006" xmlns:aink="http://schemas.microsoft.com/office/drawing/2016/ink" xmlns:am3d="http://schemas.microsoft.com/office/drawing/2017/model3d" xmlns:o="urn:schemas-microsoft-com:office:office" xmlns:oel="http://schemas.microsoft.com/office/2019/extlst" xmlns:r="http://schemas.openxmlformats.org/officeDocument/2006/relationships" xmlns:m="http://schemas.openxmlformats.org/officeDocument/2006/math" xmlns:v="urn:schemas-microsoft-com:vml" xmlns:wp14="http://schemas.microsoft.com/office/word/2010/wordprocessingDrawing" xmlns:wp="http://schemas.openxmlformats.org/drawingml/2006/wordprocessingDrawing" xmlns:w10="urn:schemas-microsoft-com:office:word" xmlns:w="http://schemas.openxmlformats.org/wordprocessingml/2006/main" xmlns:w14="http://schemas.microsoft.com/office/word/2010/wordml" xmlns:w15="http://schemas.microsoft.com/office/word/2012/wordml" xmlns:w16cex="http://schemas.microsoft.com/office/word/2018/wordml/cex" xmlns:w16cid="http://schemas.microsoft.com/office/word/2016/wordml/cid" xmlns:w16="http://schemas.microsoft.com/office/word/2018/wordml" xmlns:w16du="http://schemas.microsoft.com/office/word/2023/wordml/word16du" xmlns:w16sdtdh="http://schemas.microsoft.com/office/word/2020/wordml/sdtdatahash" xmlns:w16sdtfl="http://schemas.microsoft.com/office/word/2024/wordml/sdtformatlock" xmlns:w16se="http://schemas.microsoft.com/office/word/2015/wordml/symex" xmlns:wpg="http://schemas.microsoft.com/office/word/2010/wordprocessingGroup" xmlns:wpi="http://schemas.microsoft.com/office/word/2010/wordprocessingInk" xmlns:wne="http://schemas.microsoft.com/office/word/2006/wordml" xmlns:wps="http://schemas.microsoft.com/office/word/2010/wordprocessingShape" mc:Ignorable="w14 w15 w16se w16cid w16 w16cex w16sdtdh w16sdtfl w16du wp14">
+<w:comments xmlns:wpc="http://schemas.microsoft.com/office/word/2010/wordprocessingCanvas" xmlns:cx="http://schemas.microsoft.com/office/drawing/2014/chartex" xmlns:cx1="http://schemas.microsoft.com/office/drawing/2015/9/8/chartex" xmlns:cx2="http://schemas.microsoft.com/office/drawing/2015/10/21/chartex" xmlns:cx3="http://schemas.microsoft.com/office/drawing/2016/5/9/chartex" xmlns:cx4="http://schemas.microsoft.com/office/drawing/2016/5/10/chartex" xmlns:cx5="http://schemas.microsoft.com/office/drawing/2016/5/11/chartex" xmlns:cx6="http://schemas.microsoft.com/office/drawing/2016/5/12/chartex" xmlns:cx7="http://schemas.microsoft.com/office/drawing/2016/5/13/chartex" xmlns:cx8="http://schemas.microsoft.com/office/drawing/2016/5/14/chartex" xmlns:mc="http://schemas.openxmlformats.org/markup-compatibility/2006" xmlns:aink="http://schemas.microsoft.com/office/drawing/2016/ink" xmlns:am3d="http://schemas.microsoft.com/office/drawing/2017/model3d" xmlns:o="urn:schemas-microsoft-com:office:office" xmlns:r="http://schemas.openxmlformats.org/officeDocument/2006/relationships" xmlns:m="http://schemas.openxmlformats.org/officeDocument/2006/math" xmlns:v="urn:schemas-microsoft-com:vml" xmlns:wp14="http://schemas.microsoft.com/office/word/2010/wordprocessingDrawing" xmlns:wp="http://schemas.openxmlformats.org/drawingml/2006/wordprocessingDrawing" xmlns:w10="urn:schemas-microsoft-com:office:word" xmlns:w="http://schemas.openxmlformats.org/wordprocessingml/2006/main" xmlns:w14="http://schemas.microsoft.com/office/word/2010/wordml" xmlns:w15="http://schemas.microsoft.com/office/word/2012/wordml" xmlns:w16cex="http://schemas.microsoft.com/office/word/2018/wordml/cex" xmlns:w16cid="http://schemas.microsoft.com/office/word/2016/wordml/cid" xmlns:w16="http://schemas.microsoft.com/office/word/2018/wordml" xmlns:w16sdtdh="http://schemas.microsoft.com/office/word/2020/wordml/sdtdatahash" xmlns:w16se="http://schemas.microsoft.com/office/word/2015/wordml/symex" xmlns:wpg="http://schemas.microsoft.com/office/word/2010/wordprocessingGroup" xmlns:wpi="http://schemas.microsoft.com/office/word/2010/wordprocessingInk" xmlns:wne="http://schemas.microsoft.com/office/word/2006/wordml" xmlns:wps="http://schemas.microsoft.com/office/word/2010/wordprocessingShape" mc:Ignorable="w14 w15 w16se w16cid w16 w16cex w16sdtdh wp14">
   <w:comment w:id="1" w:author="Auteur" w:initials="A">
     <w:p>
       <w:pPr>
@@ -918,27 +963,16 @@
         <w:annotationRef/>
       </w:r>
       <w:r>
-        <w:t>Pr (pour professeur), Dr (pour docteur)…</w:t>
-      </w:r>
+        <w:t xml:space="preserve">Pr (pour professeur), Dr (pour </w:t>
+      </w:r>
+      <w:proofErr w:type="gramStart"/>
+      <w:r>
+        <w:t>docteur)…</w:t>
+      </w:r>
+      <w:proofErr w:type="gramEnd"/>
     </w:p>
   </w:comment>
   <w:comment w:id="3" w:author="Auteur" w:initials="A">
-    <w:p>
-      <w:pPr>
-        <w:pStyle w:val="Commentaire"/>
-      </w:pPr>
-      <w:r>
-        <w:rPr>
-          <w:rStyle w:val="Marquedecommentaire"/>
-        </w:rPr>
-        <w:annotationRef/>
-      </w:r>
-      <w:r>
-        <w:t>Pr (pour professeur), Dr (pour docteur)…</w:t>
-      </w:r>
-    </w:p>
-  </w:comment>
-  <w:comment w:id="4" w:author="Auteur" w:initials="A">
     <w:p>
       <w:pPr>
         <w:pStyle w:val="Commentaire"/>
@@ -961,25 +995,23 @@
 </file>
 
 <file path=word/commentsExtended.xml><?xml version="1.0" encoding="utf-8"?>
-<w15:commentsEx xmlns:wpc="http://schemas.microsoft.com/office/word/2010/wordprocessingCanvas" xmlns:cx="http://schemas.microsoft.com/office/drawing/2014/chartex" xmlns:cx1="http://schemas.microsoft.com/office/drawing/2015/9/8/chartex" xmlns:cx2="http://schemas.microsoft.com/office/drawing/2015/10/21/chartex" xmlns:cx3="http://schemas.microsoft.com/office/drawing/2016/5/9/chartex" xmlns:cx4="http://schemas.microsoft.com/office/drawing/2016/5/10/chartex" xmlns:cx5="http://schemas.microsoft.com/office/drawing/2016/5/11/chartex" xmlns:cx6="http://schemas.microsoft.com/office/drawing/2016/5/12/chartex" xmlns:cx7="http://schemas.microsoft.com/office/drawing/2016/5/13/chartex" xmlns:cx8="http://schemas.microsoft.com/office/drawing/2016/5/14/chartex" xmlns:mc="http://schemas.openxmlformats.org/markup-compatibility/2006" xmlns:aink="http://schemas.microsoft.com/office/drawing/2016/ink" xmlns:am3d="http://schemas.microsoft.com/office/drawing/2017/model3d" xmlns:o="urn:schemas-microsoft-com:office:office" xmlns:oel="http://schemas.microsoft.com/office/2019/extlst" xmlns:r="http://schemas.openxmlformats.org/officeDocument/2006/relationships" xmlns:m="http://schemas.openxmlformats.org/officeDocument/2006/math" xmlns:v="urn:schemas-microsoft-com:vml" xmlns:wp14="http://schemas.microsoft.com/office/word/2010/wordprocessingDrawing" xmlns:wp="http://schemas.openxmlformats.org/drawingml/2006/wordprocessingDrawing" xmlns:w10="urn:schemas-microsoft-com:office:word" xmlns:w="http://schemas.openxmlformats.org/wordprocessingml/2006/main" xmlns:w14="http://schemas.microsoft.com/office/word/2010/wordml" xmlns:w15="http://schemas.microsoft.com/office/word/2012/wordml" xmlns:w16cex="http://schemas.microsoft.com/office/word/2018/wordml/cex" xmlns:w16cid="http://schemas.microsoft.com/office/word/2016/wordml/cid" xmlns:w16="http://schemas.microsoft.com/office/word/2018/wordml" xmlns:w16du="http://schemas.microsoft.com/office/word/2023/wordml/word16du" xmlns:w16sdtdh="http://schemas.microsoft.com/office/word/2020/wordml/sdtdatahash" xmlns:w16sdtfl="http://schemas.microsoft.com/office/word/2024/wordml/sdtformatlock" xmlns:w16se="http://schemas.microsoft.com/office/word/2015/wordml/symex" xmlns:wpg="http://schemas.microsoft.com/office/word/2010/wordprocessingGroup" xmlns:wpi="http://schemas.microsoft.com/office/word/2010/wordprocessingInk" xmlns:wne="http://schemas.microsoft.com/office/word/2006/wordml" xmlns:wps="http://schemas.microsoft.com/office/word/2010/wordprocessingShape" mc:Ignorable="w14 w15 w16se w16cid w16 w16cex w16sdtdh w16sdtfl w16du wp14">
+<w15:commentsEx xmlns:wpc="http://schemas.microsoft.com/office/word/2010/wordprocessingCanvas" xmlns:cx="http://schemas.microsoft.com/office/drawing/2014/chartex" xmlns:cx1="http://schemas.microsoft.com/office/drawing/2015/9/8/chartex" xmlns:cx2="http://schemas.microsoft.com/office/drawing/2015/10/21/chartex" xmlns:cx3="http://schemas.microsoft.com/office/drawing/2016/5/9/chartex" xmlns:cx4="http://schemas.microsoft.com/office/drawing/2016/5/10/chartex" xmlns:cx5="http://schemas.microsoft.com/office/drawing/2016/5/11/chartex" xmlns:cx6="http://schemas.microsoft.com/office/drawing/2016/5/12/chartex" xmlns:cx7="http://schemas.microsoft.com/office/drawing/2016/5/13/chartex" xmlns:cx8="http://schemas.microsoft.com/office/drawing/2016/5/14/chartex" xmlns:mc="http://schemas.openxmlformats.org/markup-compatibility/2006" xmlns:aink="http://schemas.microsoft.com/office/drawing/2016/ink" xmlns:am3d="http://schemas.microsoft.com/office/drawing/2017/model3d" xmlns:o="urn:schemas-microsoft-com:office:office" xmlns:r="http://schemas.openxmlformats.org/officeDocument/2006/relationships" xmlns:m="http://schemas.openxmlformats.org/officeDocument/2006/math" xmlns:v="urn:schemas-microsoft-com:vml" xmlns:wp14="http://schemas.microsoft.com/office/word/2010/wordprocessingDrawing" xmlns:wp="http://schemas.openxmlformats.org/drawingml/2006/wordprocessingDrawing" xmlns:w10="urn:schemas-microsoft-com:office:word" xmlns:w="http://schemas.openxmlformats.org/wordprocessingml/2006/main" xmlns:w14="http://schemas.microsoft.com/office/word/2010/wordml" xmlns:w15="http://schemas.microsoft.com/office/word/2012/wordml" xmlns:w16cex="http://schemas.microsoft.com/office/word/2018/wordml/cex" xmlns:w16cid="http://schemas.microsoft.com/office/word/2016/wordml/cid" xmlns:w16="http://schemas.microsoft.com/office/word/2018/wordml" xmlns:w16sdtdh="http://schemas.microsoft.com/office/word/2020/wordml/sdtdatahash" xmlns:w16se="http://schemas.microsoft.com/office/word/2015/wordml/symex" xmlns:wpg="http://schemas.microsoft.com/office/word/2010/wordprocessingGroup" xmlns:wpi="http://schemas.microsoft.com/office/word/2010/wordprocessingInk" xmlns:wne="http://schemas.microsoft.com/office/word/2006/wordml" xmlns:wps="http://schemas.microsoft.com/office/word/2010/wordprocessingShape" mc:Ignorable="w14 w15 w16se w16cid w16 w16cex w16sdtdh wp14">
   <w15:commentEx w15:paraId="43132DFE" w15:done="0"/>
-  <w15:commentEx w15:paraId="51D835A0" w15:done="0"/>
   <w15:commentEx w15:paraId="6E8E187C" w15:done="0"/>
   <w15:commentEx w15:paraId="5C4E3353" w15:done="0"/>
 </w15:commentsEx>
 </file>
 
 <file path=word/commentsIds.xml><?xml version="1.0" encoding="utf-8"?>
-<w16cid:commentsIds xmlns:wpc="http://schemas.microsoft.com/office/word/2010/wordprocessingCanvas" xmlns:cx="http://schemas.microsoft.com/office/drawing/2014/chartex" xmlns:cx1="http://schemas.microsoft.com/office/drawing/2015/9/8/chartex" xmlns:cx2="http://schemas.microsoft.com/office/drawing/2015/10/21/chartex" xmlns:cx3="http://schemas.microsoft.com/office/drawing/2016/5/9/chartex" xmlns:cx4="http://schemas.microsoft.com/office/drawing/2016/5/10/chartex" xmlns:cx5="http://schemas.microsoft.com/office/drawing/2016/5/11/chartex" xmlns:cx6="http://schemas.microsoft.com/office/drawing/2016/5/12/chartex" xmlns:cx7="http://schemas.microsoft.com/office/drawing/2016/5/13/chartex" xmlns:cx8="http://schemas.microsoft.com/office/drawing/2016/5/14/chartex" xmlns:mc="http://schemas.openxmlformats.org/markup-compatibility/2006" xmlns:aink="http://schemas.microsoft.com/office/drawing/2016/ink" xmlns:am3d="http://schemas.microsoft.com/office/drawing/2017/model3d" xmlns:o="urn:schemas-microsoft-com:office:office" xmlns:oel="http://schemas.microsoft.com/office/2019/extlst" xmlns:r="http://schemas.openxmlformats.org/officeDocument/2006/relationships" xmlns:m="http://schemas.openxmlformats.org/officeDocument/2006/math" xmlns:v="urn:schemas-microsoft-com:vml" xmlns:wp14="http://schemas.microsoft.com/office/word/2010/wordprocessingDrawing" xmlns:wp="http://schemas.openxmlformats.org/drawingml/2006/wordprocessingDrawing" xmlns:w10="urn:schemas-microsoft-com:office:word" xmlns:w="http://schemas.openxmlformats.org/wordprocessingml/2006/main" xmlns:w14="http://schemas.microsoft.com/office/word/2010/wordml" xmlns:w15="http://schemas.microsoft.com/office/word/2012/wordml" xmlns:w16cex="http://schemas.microsoft.com/office/word/2018/wordml/cex" xmlns:w16cid="http://schemas.microsoft.com/office/word/2016/wordml/cid" xmlns:w16="http://schemas.microsoft.com/office/word/2018/wordml" xmlns:w16du="http://schemas.microsoft.com/office/word/2023/wordml/word16du" xmlns:w16sdtdh="http://schemas.microsoft.com/office/word/2020/wordml/sdtdatahash" xmlns:w16sdtfl="http://schemas.microsoft.com/office/word/2024/wordml/sdtformatlock" xmlns:w16se="http://schemas.microsoft.com/office/word/2015/wordml/symex" xmlns:wpg="http://schemas.microsoft.com/office/word/2010/wordprocessingGroup" xmlns:wpi="http://schemas.microsoft.com/office/word/2010/wordprocessingInk" xmlns:wne="http://schemas.microsoft.com/office/word/2006/wordml" xmlns:wps="http://schemas.microsoft.com/office/word/2010/wordprocessingShape" mc:Ignorable="w14 w15 w16se w16cid w16 w16cex w16sdtdh w16sdtfl w16du wp14">
+<w16cid:commentsIds xmlns:wpc="http://schemas.microsoft.com/office/word/2010/wordprocessingCanvas" xmlns:cx="http://schemas.microsoft.com/office/drawing/2014/chartex" xmlns:cx1="http://schemas.microsoft.com/office/drawing/2015/9/8/chartex" xmlns:cx2="http://schemas.microsoft.com/office/drawing/2015/10/21/chartex" xmlns:cx3="http://schemas.microsoft.com/office/drawing/2016/5/9/chartex" xmlns:cx4="http://schemas.microsoft.com/office/drawing/2016/5/10/chartex" xmlns:cx5="http://schemas.microsoft.com/office/drawing/2016/5/11/chartex" xmlns:cx6="http://schemas.microsoft.com/office/drawing/2016/5/12/chartex" xmlns:cx7="http://schemas.microsoft.com/office/drawing/2016/5/13/chartex" xmlns:cx8="http://schemas.microsoft.com/office/drawing/2016/5/14/chartex" xmlns:mc="http://schemas.openxmlformats.org/markup-compatibility/2006" xmlns:aink="http://schemas.microsoft.com/office/drawing/2016/ink" xmlns:am3d="http://schemas.microsoft.com/office/drawing/2017/model3d" xmlns:o="urn:schemas-microsoft-com:office:office" xmlns:r="http://schemas.openxmlformats.org/officeDocument/2006/relationships" xmlns:m="http://schemas.openxmlformats.org/officeDocument/2006/math" xmlns:v="urn:schemas-microsoft-com:vml" xmlns:wp14="http://schemas.microsoft.com/office/word/2010/wordprocessingDrawing" xmlns:wp="http://schemas.openxmlformats.org/drawingml/2006/wordprocessingDrawing" xmlns:w10="urn:schemas-microsoft-com:office:word" xmlns:w="http://schemas.openxmlformats.org/wordprocessingml/2006/main" xmlns:w14="http://schemas.microsoft.com/office/word/2010/wordml" xmlns:w15="http://schemas.microsoft.com/office/word/2012/wordml" xmlns:w16cex="http://schemas.microsoft.com/office/word/2018/wordml/cex" xmlns:w16cid="http://schemas.microsoft.com/office/word/2016/wordml/cid" xmlns:w16="http://schemas.microsoft.com/office/word/2018/wordml" xmlns:w16sdtdh="http://schemas.microsoft.com/office/word/2020/wordml/sdtdatahash" xmlns:w16se="http://schemas.microsoft.com/office/word/2015/wordml/symex" xmlns:wpg="http://schemas.microsoft.com/office/word/2010/wordprocessingGroup" xmlns:wpi="http://schemas.microsoft.com/office/word/2010/wordprocessingInk" xmlns:wne="http://schemas.microsoft.com/office/word/2006/wordml" xmlns:wps="http://schemas.microsoft.com/office/word/2010/wordprocessingShape" mc:Ignorable="w14 w15 w16se w16cid w16 w16cex w16sdtdh wp14">
   <w16cid:commentId w16cid:paraId="43132DFE" w16cid:durableId="233FC016"/>
-  <w16cid:commentId w16cid:paraId="51D835A0" w16cid:durableId="233FC017"/>
   <w16cid:commentId w16cid:paraId="6E8E187C" w16cid:durableId="233FC018"/>
   <w16cid:commentId w16cid:paraId="5C4E3353" w16cid:durableId="233FC019"/>
 </w16cid:commentsIds>
 </file>
 
 <file path=word/endnotes.xml><?xml version="1.0" encoding="utf-8"?>
-<w:endnotes xmlns:wpc="http://schemas.microsoft.com/office/word/2010/wordprocessingCanvas" xmlns:cx="http://schemas.microsoft.com/office/drawing/2014/chartex" xmlns:cx1="http://schemas.microsoft.com/office/drawing/2015/9/8/chartex" xmlns:cx2="http://schemas.microsoft.com/office/drawing/2015/10/21/chartex" xmlns:cx3="http://schemas.microsoft.com/office/drawing/2016/5/9/chartex" xmlns:cx4="http://schemas.microsoft.com/office/drawing/2016/5/10/chartex" xmlns:cx5="http://schemas.microsoft.com/office/drawing/2016/5/11/chartex" xmlns:cx6="http://schemas.microsoft.com/office/drawing/2016/5/12/chartex" xmlns:cx7="http://schemas.microsoft.com/office/drawing/2016/5/13/chartex" xmlns:cx8="http://schemas.microsoft.com/office/drawing/2016/5/14/chartex" xmlns:mc="http://schemas.openxmlformats.org/markup-compatibility/2006" xmlns:aink="http://schemas.microsoft.com/office/drawing/2016/ink" xmlns:am3d="http://schemas.microsoft.com/office/drawing/2017/model3d" xmlns:o="urn:schemas-microsoft-com:office:office" xmlns:oel="http://schemas.microsoft.com/office/2019/extlst" xmlns:r="http://schemas.openxmlformats.org/officeDocument/2006/relationships" xmlns:m="http://schemas.openxmlformats.org/officeDocument/2006/math" xmlns:v="urn:schemas-microsoft-com:vml" xmlns:wp14="http://schemas.microsoft.com/office/word/2010/wordprocessingDrawing" xmlns:wp="http://schemas.openxmlformats.org/drawingml/2006/wordprocessingDrawing" xmlns:w10="urn:schemas-microsoft-com:office:word" xmlns:w="http://schemas.openxmlformats.org/wordprocessingml/2006/main" xmlns:w14="http://schemas.microsoft.com/office/word/2010/wordml" xmlns:w15="http://schemas.microsoft.com/office/word/2012/wordml" xmlns:w16cex="http://schemas.microsoft.com/office/word/2018/wordml/cex" xmlns:w16cid="http://schemas.microsoft.com/office/word/2016/wordml/cid" xmlns:w16="http://schemas.microsoft.com/office/word/2018/wordml" xmlns:w16du="http://schemas.microsoft.com/office/word/2023/wordml/word16du" xmlns:w16sdtdh="http://schemas.microsoft.com/office/word/2020/wordml/sdtdatahash" xmlns:w16sdtfl="http://schemas.microsoft.com/office/word/2024/wordml/sdtformatlock" xmlns:w16se="http://schemas.microsoft.com/office/word/2015/wordml/symex" xmlns:wpg="http://schemas.microsoft.com/office/word/2010/wordprocessingGroup" xmlns:wpi="http://schemas.microsoft.com/office/word/2010/wordprocessingInk" xmlns:wne="http://schemas.microsoft.com/office/word/2006/wordml" xmlns:wps="http://schemas.microsoft.com/office/word/2010/wordprocessingShape" mc:Ignorable="w14 w15 w16se w16cid w16 w16cex w16sdtdh w16sdtfl w16du wp14">
+<w:endnotes xmlns:wpc="http://schemas.microsoft.com/office/word/2010/wordprocessingCanvas" xmlns:cx="http://schemas.microsoft.com/office/drawing/2014/chartex" xmlns:cx1="http://schemas.microsoft.com/office/drawing/2015/9/8/chartex" xmlns:cx2="http://schemas.microsoft.com/office/drawing/2015/10/21/chartex" xmlns:cx3="http://schemas.microsoft.com/office/drawing/2016/5/9/chartex" xmlns:cx4="http://schemas.microsoft.com/office/drawing/2016/5/10/chartex" xmlns:cx5="http://schemas.microsoft.com/office/drawing/2016/5/11/chartex" xmlns:cx6="http://schemas.microsoft.com/office/drawing/2016/5/12/chartex" xmlns:cx7="http://schemas.microsoft.com/office/drawing/2016/5/13/chartex" xmlns:cx8="http://schemas.microsoft.com/office/drawing/2016/5/14/chartex" xmlns:mc="http://schemas.openxmlformats.org/markup-compatibility/2006" xmlns:aink="http://schemas.microsoft.com/office/drawing/2016/ink" xmlns:am3d="http://schemas.microsoft.com/office/drawing/2017/model3d" xmlns:o="urn:schemas-microsoft-com:office:office" xmlns:r="http://schemas.openxmlformats.org/officeDocument/2006/relationships" xmlns:m="http://schemas.openxmlformats.org/officeDocument/2006/math" xmlns:v="urn:schemas-microsoft-com:vml" xmlns:wp14="http://schemas.microsoft.com/office/word/2010/wordprocessingDrawing" xmlns:wp="http://schemas.openxmlformats.org/drawingml/2006/wordprocessingDrawing" xmlns:w10="urn:schemas-microsoft-com:office:word" xmlns:w="http://schemas.openxmlformats.org/wordprocessingml/2006/main" xmlns:w14="http://schemas.microsoft.com/office/word/2010/wordml" xmlns:w15="http://schemas.microsoft.com/office/word/2012/wordml" xmlns:w16cex="http://schemas.microsoft.com/office/word/2018/wordml/cex" xmlns:w16cid="http://schemas.microsoft.com/office/word/2016/wordml/cid" xmlns:w16="http://schemas.microsoft.com/office/word/2018/wordml" xmlns:w16sdtdh="http://schemas.microsoft.com/office/word/2020/wordml/sdtdatahash" xmlns:w16se="http://schemas.microsoft.com/office/word/2015/wordml/symex" xmlns:wpg="http://schemas.microsoft.com/office/word/2010/wordprocessingGroup" xmlns:wpi="http://schemas.microsoft.com/office/word/2010/wordprocessingInk" xmlns:wne="http://schemas.microsoft.com/office/word/2006/wordml" xmlns:wps="http://schemas.microsoft.com/office/word/2010/wordprocessingShape" mc:Ignorable="w14 w15 w16se w16cid w16 w16cex w16sdtdh wp14">
   <w:endnote w:type="separator" w:id="-1">
     <w:p>
       <w:pPr>
@@ -1004,7 +1036,7 @@
 </file>
 
 <file path=word/footnotes.xml><?xml version="1.0" encoding="utf-8"?>
-<w:footnotes xmlns:wpc="http://schemas.microsoft.com/office/word/2010/wordprocessingCanvas" xmlns:cx="http://schemas.microsoft.com/office/drawing/2014/chartex" xmlns:cx1="http://schemas.microsoft.com/office/drawing/2015/9/8/chartex" xmlns:cx2="http://schemas.microsoft.com/office/drawing/2015/10/21/chartex" xmlns:cx3="http://schemas.microsoft.com/office/drawing/2016/5/9/chartex" xmlns:cx4="http://schemas.microsoft.com/office/drawing/2016/5/10/chartex" xmlns:cx5="http://schemas.microsoft.com/office/drawing/2016/5/11/chartex" xmlns:cx6="http://schemas.microsoft.com/office/drawing/2016/5/12/chartex" xmlns:cx7="http://schemas.microsoft.com/office/drawing/2016/5/13/chartex" xmlns:cx8="http://schemas.microsoft.com/office/drawing/2016/5/14/chartex" xmlns:mc="http://schemas.openxmlformats.org/markup-compatibility/2006" xmlns:aink="http://schemas.microsoft.com/office/drawing/2016/ink" xmlns:am3d="http://schemas.microsoft.com/office/drawing/2017/model3d" xmlns:o="urn:schemas-microsoft-com:office:office" xmlns:oel="http://schemas.microsoft.com/office/2019/extlst" xmlns:r="http://schemas.openxmlformats.org/officeDocument/2006/relationships" xmlns:m="http://schemas.openxmlformats.org/officeDocument/2006/math" xmlns:v="urn:schemas-microsoft-com:vml" xmlns:wp14="http://schemas.microsoft.com/office/word/2010/wordprocessingDrawing" xmlns:wp="http://schemas.openxmlformats.org/drawingml/2006/wordprocessingDrawing" xmlns:w10="urn:schemas-microsoft-com:office:word" xmlns:w="http://schemas.openxmlformats.org/wordprocessingml/2006/main" xmlns:w14="http://schemas.microsoft.com/office/word/2010/wordml" xmlns:w15="http://schemas.microsoft.com/office/word/2012/wordml" xmlns:w16cex="http://schemas.microsoft.com/office/word/2018/wordml/cex" xmlns:w16cid="http://schemas.microsoft.com/office/word/2016/wordml/cid" xmlns:w16="http://schemas.microsoft.com/office/word/2018/wordml" xmlns:w16du="http://schemas.microsoft.com/office/word/2023/wordml/word16du" xmlns:w16sdtdh="http://schemas.microsoft.com/office/word/2020/wordml/sdtdatahash" xmlns:w16sdtfl="http://schemas.microsoft.com/office/word/2024/wordml/sdtformatlock" xmlns:w16se="http://schemas.microsoft.com/office/word/2015/wordml/symex" xmlns:wpg="http://schemas.microsoft.com/office/word/2010/wordprocessingGroup" xmlns:wpi="http://schemas.microsoft.com/office/word/2010/wordprocessingInk" xmlns:wne="http://schemas.microsoft.com/office/word/2006/wordml" xmlns:wps="http://schemas.microsoft.com/office/word/2010/wordprocessingShape" mc:Ignorable="w14 w15 w16se w16cid w16 w16cex w16sdtdh w16sdtfl w16du wp14">
+<w:footnotes xmlns:wpc="http://schemas.microsoft.com/office/word/2010/wordprocessingCanvas" xmlns:cx="http://schemas.microsoft.com/office/drawing/2014/chartex" xmlns:cx1="http://schemas.microsoft.com/office/drawing/2015/9/8/chartex" xmlns:cx2="http://schemas.microsoft.com/office/drawing/2015/10/21/chartex" xmlns:cx3="http://schemas.microsoft.com/office/drawing/2016/5/9/chartex" xmlns:cx4="http://schemas.microsoft.com/office/drawing/2016/5/10/chartex" xmlns:cx5="http://schemas.microsoft.com/office/drawing/2016/5/11/chartex" xmlns:cx6="http://schemas.microsoft.com/office/drawing/2016/5/12/chartex" xmlns:cx7="http://schemas.microsoft.com/office/drawing/2016/5/13/chartex" xmlns:cx8="http://schemas.microsoft.com/office/drawing/2016/5/14/chartex" xmlns:mc="http://schemas.openxmlformats.org/markup-compatibility/2006" xmlns:aink="http://schemas.microsoft.com/office/drawing/2016/ink" xmlns:am3d="http://schemas.microsoft.com/office/drawing/2017/model3d" xmlns:o="urn:schemas-microsoft-com:office:office" xmlns:r="http://schemas.openxmlformats.org/officeDocument/2006/relationships" xmlns:m="http://schemas.openxmlformats.org/officeDocument/2006/math" xmlns:v="urn:schemas-microsoft-com:vml" xmlns:wp14="http://schemas.microsoft.com/office/word/2010/wordprocessingDrawing" xmlns:wp="http://schemas.openxmlformats.org/drawingml/2006/wordprocessingDrawing" xmlns:w10="urn:schemas-microsoft-com:office:word" xmlns:w="http://schemas.openxmlformats.org/wordprocessingml/2006/main" xmlns:w14="http://schemas.microsoft.com/office/word/2010/wordml" xmlns:w15="http://schemas.microsoft.com/office/word/2012/wordml" xmlns:w16cex="http://schemas.microsoft.com/office/word/2018/wordml/cex" xmlns:w16cid="http://schemas.microsoft.com/office/word/2016/wordml/cid" xmlns:w16="http://schemas.microsoft.com/office/word/2018/wordml" xmlns:w16sdtdh="http://schemas.microsoft.com/office/word/2020/wordml/sdtdatahash" xmlns:w16se="http://schemas.microsoft.com/office/word/2015/wordml/symex" xmlns:wpg="http://schemas.microsoft.com/office/word/2010/wordprocessingGroup" xmlns:wpi="http://schemas.microsoft.com/office/word/2010/wordprocessingInk" xmlns:wne="http://schemas.microsoft.com/office/word/2006/wordml" xmlns:wps="http://schemas.microsoft.com/office/word/2010/wordprocessingShape" mc:Ignorable="w14 w15 w16se w16cid w16 w16cex w16sdtdh wp14">
   <w:footnote w:type="separator" w:id="-1">
     <w:p>
       <w:pPr>
@@ -1029,7 +1061,7 @@
 </file>
 
 <file path=word/header1.xml><?xml version="1.0" encoding="utf-8"?>
-<w:hdr xmlns:wpc="http://schemas.microsoft.com/office/word/2010/wordprocessingCanvas" xmlns:cx="http://schemas.microsoft.com/office/drawing/2014/chartex" xmlns:cx1="http://schemas.microsoft.com/office/drawing/2015/9/8/chartex" xmlns:cx2="http://schemas.microsoft.com/office/drawing/2015/10/21/chartex" xmlns:cx3="http://schemas.microsoft.com/office/drawing/2016/5/9/chartex" xmlns:cx4="http://schemas.microsoft.com/office/drawing/2016/5/10/chartex" xmlns:cx5="http://schemas.microsoft.com/office/drawing/2016/5/11/chartex" xmlns:cx6="http://schemas.microsoft.com/office/drawing/2016/5/12/chartex" xmlns:cx7="http://schemas.microsoft.com/office/drawing/2016/5/13/chartex" xmlns:cx8="http://schemas.microsoft.com/office/drawing/2016/5/14/chartex" xmlns:mc="http://schemas.openxmlformats.org/markup-compatibility/2006" xmlns:aink="http://schemas.microsoft.com/office/drawing/2016/ink" xmlns:am3d="http://schemas.microsoft.com/office/drawing/2017/model3d" xmlns:o="urn:schemas-microsoft-com:office:office" xmlns:oel="http://schemas.microsoft.com/office/2019/extlst" xmlns:r="http://schemas.openxmlformats.org/officeDocument/2006/relationships" xmlns:m="http://schemas.openxmlformats.org/officeDocument/2006/math" xmlns:v="urn:schemas-microsoft-com:vml" xmlns:wp14="http://schemas.microsoft.com/office/word/2010/wordprocessingDrawing" xmlns:wp="http://schemas.openxmlformats.org/drawingml/2006/wordprocessingDrawing" xmlns:w10="urn:schemas-microsoft-com:office:word" xmlns:w="http://schemas.openxmlformats.org/wordprocessingml/2006/main" xmlns:w14="http://schemas.microsoft.com/office/word/2010/wordml" xmlns:w15="http://schemas.microsoft.com/office/word/2012/wordml" xmlns:w16cex="http://schemas.microsoft.com/office/word/2018/wordml/cex" xmlns:w16cid="http://schemas.microsoft.com/office/word/2016/wordml/cid" xmlns:w16="http://schemas.microsoft.com/office/word/2018/wordml" xmlns:w16du="http://schemas.microsoft.com/office/word/2023/wordml/word16du" xmlns:w16sdtdh="http://schemas.microsoft.com/office/word/2020/wordml/sdtdatahash" xmlns:w16sdtfl="http://schemas.microsoft.com/office/word/2024/wordml/sdtformatlock" xmlns:w16se="http://schemas.microsoft.com/office/word/2015/wordml/symex" xmlns:wpg="http://schemas.microsoft.com/office/word/2010/wordprocessingGroup" xmlns:wpi="http://schemas.microsoft.com/office/word/2010/wordprocessingInk" xmlns:wne="http://schemas.microsoft.com/office/word/2006/wordml" xmlns:wps="http://schemas.microsoft.com/office/word/2010/wordprocessingShape" mc:Ignorable="w14 w15 w16se w16cid w16 w16cex w16sdtdh w16sdtfl w16du wp14">
+<w:hdr xmlns:wpc="http://schemas.microsoft.com/office/word/2010/wordprocessingCanvas" xmlns:cx="http://schemas.microsoft.com/office/drawing/2014/chartex" xmlns:cx1="http://schemas.microsoft.com/office/drawing/2015/9/8/chartex" xmlns:cx2="http://schemas.microsoft.com/office/drawing/2015/10/21/chartex" xmlns:cx3="http://schemas.microsoft.com/office/drawing/2016/5/9/chartex" xmlns:cx4="http://schemas.microsoft.com/office/drawing/2016/5/10/chartex" xmlns:cx5="http://schemas.microsoft.com/office/drawing/2016/5/11/chartex" xmlns:cx6="http://schemas.microsoft.com/office/drawing/2016/5/12/chartex" xmlns:cx7="http://schemas.microsoft.com/office/drawing/2016/5/13/chartex" xmlns:cx8="http://schemas.microsoft.com/office/drawing/2016/5/14/chartex" xmlns:mc="http://schemas.openxmlformats.org/markup-compatibility/2006" xmlns:aink="http://schemas.microsoft.com/office/drawing/2016/ink" xmlns:am3d="http://schemas.microsoft.com/office/drawing/2017/model3d" xmlns:o="urn:schemas-microsoft-com:office:office" xmlns:r="http://schemas.openxmlformats.org/officeDocument/2006/relationships" xmlns:m="http://schemas.openxmlformats.org/officeDocument/2006/math" xmlns:v="urn:schemas-microsoft-com:vml" xmlns:wp14="http://schemas.microsoft.com/office/word/2010/wordprocessingDrawing" xmlns:wp="http://schemas.openxmlformats.org/drawingml/2006/wordprocessingDrawing" xmlns:w10="urn:schemas-microsoft-com:office:word" xmlns:w="http://schemas.openxmlformats.org/wordprocessingml/2006/main" xmlns:w14="http://schemas.microsoft.com/office/word/2010/wordml" xmlns:w15="http://schemas.microsoft.com/office/word/2012/wordml" xmlns:w16cex="http://schemas.microsoft.com/office/word/2018/wordml/cex" xmlns:w16cid="http://schemas.microsoft.com/office/word/2016/wordml/cid" xmlns:w16="http://schemas.microsoft.com/office/word/2018/wordml" xmlns:w16sdtdh="http://schemas.microsoft.com/office/word/2020/wordml/sdtdatahash" xmlns:w16se="http://schemas.microsoft.com/office/word/2015/wordml/symex" xmlns:wpg="http://schemas.microsoft.com/office/word/2010/wordprocessingGroup" xmlns:wpi="http://schemas.microsoft.com/office/word/2010/wordprocessingInk" xmlns:wne="http://schemas.microsoft.com/office/word/2006/wordml" xmlns:wps="http://schemas.microsoft.com/office/word/2010/wordprocessingShape" mc:Ignorable="w14 w15 w16se w16cid w16 w16cex w16sdtdh wp14">
   <w:p>
     <w:pPr>
       <w:pStyle w:val="En-tte"/>
@@ -1094,7 +1126,7 @@
 </file>
 
 <file path=word/header2.xml><?xml version="1.0" encoding="utf-8"?>
-<w:hdr xmlns:wpc="http://schemas.microsoft.com/office/word/2010/wordprocessingCanvas" xmlns:cx="http://schemas.microsoft.com/office/drawing/2014/chartex" xmlns:cx1="http://schemas.microsoft.com/office/drawing/2015/9/8/chartex" xmlns:cx2="http://schemas.microsoft.com/office/drawing/2015/10/21/chartex" xmlns:cx3="http://schemas.microsoft.com/office/drawing/2016/5/9/chartex" xmlns:cx4="http://schemas.microsoft.com/office/drawing/2016/5/10/chartex" xmlns:cx5="http://schemas.microsoft.com/office/drawing/2016/5/11/chartex" xmlns:cx6="http://schemas.microsoft.com/office/drawing/2016/5/12/chartex" xmlns:cx7="http://schemas.microsoft.com/office/drawing/2016/5/13/chartex" xmlns:cx8="http://schemas.microsoft.com/office/drawing/2016/5/14/chartex" xmlns:mc="http://schemas.openxmlformats.org/markup-compatibility/2006" xmlns:aink="http://schemas.microsoft.com/office/drawing/2016/ink" xmlns:am3d="http://schemas.microsoft.com/office/drawing/2017/model3d" xmlns:o="urn:schemas-microsoft-com:office:office" xmlns:oel="http://schemas.microsoft.com/office/2019/extlst" xmlns:r="http://schemas.openxmlformats.org/officeDocument/2006/relationships" xmlns:m="http://schemas.openxmlformats.org/officeDocument/2006/math" xmlns:v="urn:schemas-microsoft-com:vml" xmlns:wp14="http://schemas.microsoft.com/office/word/2010/wordprocessingDrawing" xmlns:wp="http://schemas.openxmlformats.org/drawingml/2006/wordprocessingDrawing" xmlns:w10="urn:schemas-microsoft-com:office:word" xmlns:w="http://schemas.openxmlformats.org/wordprocessingml/2006/main" xmlns:w14="http://schemas.microsoft.com/office/word/2010/wordml" xmlns:w15="http://schemas.microsoft.com/office/word/2012/wordml" xmlns:w16cex="http://schemas.microsoft.com/office/word/2018/wordml/cex" xmlns:w16cid="http://schemas.microsoft.com/office/word/2016/wordml/cid" xmlns:w16="http://schemas.microsoft.com/office/word/2018/wordml" xmlns:w16du="http://schemas.microsoft.com/office/word/2023/wordml/word16du" xmlns:w16sdtdh="http://schemas.microsoft.com/office/word/2020/wordml/sdtdatahash" xmlns:w16sdtfl="http://schemas.microsoft.com/office/word/2024/wordml/sdtformatlock" xmlns:w16se="http://schemas.microsoft.com/office/word/2015/wordml/symex" xmlns:wpg="http://schemas.microsoft.com/office/word/2010/wordprocessingGroup" xmlns:wpi="http://schemas.microsoft.com/office/word/2010/wordprocessingInk" xmlns:wne="http://schemas.microsoft.com/office/word/2006/wordml" xmlns:wps="http://schemas.microsoft.com/office/word/2010/wordprocessingShape" mc:Ignorable="w14 w15 w16se w16cid w16 w16cex w16sdtdh w16sdtfl w16du wp14">
+<w:hdr xmlns:wpc="http://schemas.microsoft.com/office/word/2010/wordprocessingCanvas" xmlns:cx="http://schemas.microsoft.com/office/drawing/2014/chartex" xmlns:cx1="http://schemas.microsoft.com/office/drawing/2015/9/8/chartex" xmlns:cx2="http://schemas.microsoft.com/office/drawing/2015/10/21/chartex" xmlns:cx3="http://schemas.microsoft.com/office/drawing/2016/5/9/chartex" xmlns:cx4="http://schemas.microsoft.com/office/drawing/2016/5/10/chartex" xmlns:cx5="http://schemas.microsoft.com/office/drawing/2016/5/11/chartex" xmlns:cx6="http://schemas.microsoft.com/office/drawing/2016/5/12/chartex" xmlns:cx7="http://schemas.microsoft.com/office/drawing/2016/5/13/chartex" xmlns:cx8="http://schemas.microsoft.com/office/drawing/2016/5/14/chartex" xmlns:mc="http://schemas.openxmlformats.org/markup-compatibility/2006" xmlns:aink="http://schemas.microsoft.com/office/drawing/2016/ink" xmlns:am3d="http://schemas.microsoft.com/office/drawing/2017/model3d" xmlns:o="urn:schemas-microsoft-com:office:office" xmlns:r="http://schemas.openxmlformats.org/officeDocument/2006/relationships" xmlns:m="http://schemas.openxmlformats.org/officeDocument/2006/math" xmlns:v="urn:schemas-microsoft-com:vml" xmlns:wp14="http://schemas.microsoft.com/office/word/2010/wordprocessingDrawing" xmlns:wp="http://schemas.openxmlformats.org/drawingml/2006/wordprocessingDrawing" xmlns:w10="urn:schemas-microsoft-com:office:word" xmlns:w="http://schemas.openxmlformats.org/wordprocessingml/2006/main" xmlns:w14="http://schemas.microsoft.com/office/word/2010/wordml" xmlns:w15="http://schemas.microsoft.com/office/word/2012/wordml" xmlns:w16cex="http://schemas.microsoft.com/office/word/2018/wordml/cex" xmlns:w16cid="http://schemas.microsoft.com/office/word/2016/wordml/cid" xmlns:w16="http://schemas.microsoft.com/office/word/2018/wordml" xmlns:w16sdtdh="http://schemas.microsoft.com/office/word/2020/wordml/sdtdatahash" xmlns:w16se="http://schemas.microsoft.com/office/word/2015/wordml/symex" xmlns:wpg="http://schemas.microsoft.com/office/word/2010/wordprocessingGroup" xmlns:wpi="http://schemas.microsoft.com/office/word/2010/wordprocessingInk" xmlns:wne="http://schemas.microsoft.com/office/word/2006/wordml" xmlns:wps="http://schemas.microsoft.com/office/word/2010/wordprocessingShape" mc:Ignorable="w14 w15 w16se w16cid w16 w16cex w16sdtdh wp14">
   <w:p>
     <w:pPr>
       <w:pStyle w:val="En-tte"/>
@@ -1157,7 +1189,7 @@
 </file>
 
 <file path=word/numbering.xml><?xml version="1.0" encoding="utf-8"?>
-<w:numbering xmlns:wpc="http://schemas.microsoft.com/office/word/2010/wordprocessingCanvas" xmlns:cx="http://schemas.microsoft.com/office/drawing/2014/chartex" xmlns:cx1="http://schemas.microsoft.com/office/drawing/2015/9/8/chartex" xmlns:cx2="http://schemas.microsoft.com/office/drawing/2015/10/21/chartex" xmlns:cx3="http://schemas.microsoft.com/office/drawing/2016/5/9/chartex" xmlns:cx4="http://schemas.microsoft.com/office/drawing/2016/5/10/chartex" xmlns:cx5="http://schemas.microsoft.com/office/drawing/2016/5/11/chartex" xmlns:cx6="http://schemas.microsoft.com/office/drawing/2016/5/12/chartex" xmlns:cx7="http://schemas.microsoft.com/office/drawing/2016/5/13/chartex" xmlns:cx8="http://schemas.microsoft.com/office/drawing/2016/5/14/chartex" xmlns:mc="http://schemas.openxmlformats.org/markup-compatibility/2006" xmlns:aink="http://schemas.microsoft.com/office/drawing/2016/ink" xmlns:am3d="http://schemas.microsoft.com/office/drawing/2017/model3d" xmlns:o="urn:schemas-microsoft-com:office:office" xmlns:oel="http://schemas.microsoft.com/office/2019/extlst" xmlns:r="http://schemas.openxmlformats.org/officeDocument/2006/relationships" xmlns:m="http://schemas.openxmlformats.org/officeDocument/2006/math" xmlns:v="urn:schemas-microsoft-com:vml" xmlns:wp14="http://schemas.microsoft.com/office/word/2010/wordprocessingDrawing" xmlns:wp="http://schemas.openxmlformats.org/drawingml/2006/wordprocessingDrawing" xmlns:w10="urn:schemas-microsoft-com:office:word" xmlns:w="http://schemas.openxmlformats.org/wordprocessingml/2006/main" xmlns:w14="http://schemas.microsoft.com/office/word/2010/wordml" xmlns:w15="http://schemas.microsoft.com/office/word/2012/wordml" xmlns:w16cex="http://schemas.microsoft.com/office/word/2018/wordml/cex" xmlns:w16cid="http://schemas.microsoft.com/office/word/2016/wordml/cid" xmlns:w16="http://schemas.microsoft.com/office/word/2018/wordml" xmlns:w16du="http://schemas.microsoft.com/office/word/2023/wordml/word16du" xmlns:w16sdtdh="http://schemas.microsoft.com/office/word/2020/wordml/sdtdatahash" xmlns:w16sdtfl="http://schemas.microsoft.com/office/word/2024/wordml/sdtformatlock" xmlns:w16se="http://schemas.microsoft.com/office/word/2015/wordml/symex" xmlns:wpg="http://schemas.microsoft.com/office/word/2010/wordprocessingGroup" xmlns:wpi="http://schemas.microsoft.com/office/word/2010/wordprocessingInk" xmlns:wne="http://schemas.microsoft.com/office/word/2006/wordml" xmlns:wps="http://schemas.microsoft.com/office/word/2010/wordprocessingShape" mc:Ignorable="w14 w15 w16se w16cid w16 w16cex w16sdtdh w16sdtfl w16du wp14">
+<w:numbering xmlns:wpc="http://schemas.microsoft.com/office/word/2010/wordprocessingCanvas" xmlns:cx="http://schemas.microsoft.com/office/drawing/2014/chartex" xmlns:cx1="http://schemas.microsoft.com/office/drawing/2015/9/8/chartex" xmlns:cx2="http://schemas.microsoft.com/office/drawing/2015/10/21/chartex" xmlns:cx3="http://schemas.microsoft.com/office/drawing/2016/5/9/chartex" xmlns:cx4="http://schemas.microsoft.com/office/drawing/2016/5/10/chartex" xmlns:cx5="http://schemas.microsoft.com/office/drawing/2016/5/11/chartex" xmlns:cx6="http://schemas.microsoft.com/office/drawing/2016/5/12/chartex" xmlns:cx7="http://schemas.microsoft.com/office/drawing/2016/5/13/chartex" xmlns:cx8="http://schemas.microsoft.com/office/drawing/2016/5/14/chartex" xmlns:mc="http://schemas.openxmlformats.org/markup-compatibility/2006" xmlns:aink="http://schemas.microsoft.com/office/drawing/2016/ink" xmlns:am3d="http://schemas.microsoft.com/office/drawing/2017/model3d" xmlns:o="urn:schemas-microsoft-com:office:office" xmlns:r="http://schemas.openxmlformats.org/officeDocument/2006/relationships" xmlns:m="http://schemas.openxmlformats.org/officeDocument/2006/math" xmlns:v="urn:schemas-microsoft-com:vml" xmlns:wp14="http://schemas.microsoft.com/office/word/2010/wordprocessingDrawing" xmlns:wp="http://schemas.openxmlformats.org/drawingml/2006/wordprocessingDrawing" xmlns:w10="urn:schemas-microsoft-com:office:word" xmlns:w="http://schemas.openxmlformats.org/wordprocessingml/2006/main" xmlns:w14="http://schemas.microsoft.com/office/word/2010/wordml" xmlns:w15="http://schemas.microsoft.com/office/word/2012/wordml" xmlns:w16cex="http://schemas.microsoft.com/office/word/2018/wordml/cex" xmlns:w16cid="http://schemas.microsoft.com/office/word/2016/wordml/cid" xmlns:w16="http://schemas.microsoft.com/office/word/2018/wordml" xmlns:w16sdtdh="http://schemas.microsoft.com/office/word/2020/wordml/sdtdatahash" xmlns:w16se="http://schemas.microsoft.com/office/word/2015/wordml/symex" xmlns:wpg="http://schemas.microsoft.com/office/word/2010/wordprocessingGroup" xmlns:wpi="http://schemas.microsoft.com/office/word/2010/wordprocessingInk" xmlns:wne="http://schemas.microsoft.com/office/word/2006/wordml" xmlns:wps="http://schemas.microsoft.com/office/word/2010/wordprocessingShape" mc:Ignorable="w14 w15 w16se w16cid w16 w16cex w16sdtdh wp14">
   <w:abstractNum w:abstractNumId="0" w15:restartNumberingAfterBreak="0">
     <w:nsid w:val="458418F3"/>
     <w:multiLevelType w:val="multilevel"/>
@@ -1301,14 +1333,14 @@
       </w:rPr>
     </w:lvl>
   </w:abstractNum>
-  <w:num w:numId="1" w16cid:durableId="652177893">
+  <w:num w:numId="1">
     <w:abstractNumId w:val="0"/>
   </w:num>
 </w:numbering>
 </file>
 
 <file path=word/styles.xml><?xml version="1.0" encoding="utf-8"?>
-<w:styles xmlns:mc="http://schemas.openxmlformats.org/markup-compatibility/2006" xmlns:r="http://schemas.openxmlformats.org/officeDocument/2006/relationships" xmlns:w="http://schemas.openxmlformats.org/wordprocessingml/2006/main" xmlns:w14="http://schemas.microsoft.com/office/word/2010/wordml" xmlns:w15="http://schemas.microsoft.com/office/word/2012/wordml" xmlns:w16cex="http://schemas.microsoft.com/office/word/2018/wordml/cex" xmlns:w16cid="http://schemas.microsoft.com/office/word/2016/wordml/cid" xmlns:w16="http://schemas.microsoft.com/office/word/2018/wordml" xmlns:w16du="http://schemas.microsoft.com/office/word/2023/wordml/word16du" xmlns:w16sdtdh="http://schemas.microsoft.com/office/word/2020/wordml/sdtdatahash" xmlns:w16sdtfl="http://schemas.microsoft.com/office/word/2024/wordml/sdtformatlock" xmlns:w16se="http://schemas.microsoft.com/office/word/2015/wordml/symex" mc:Ignorable="w14 w15 w16se w16cid w16 w16cex w16sdtdh w16sdtfl w16du">
+<w:styles xmlns:mc="http://schemas.openxmlformats.org/markup-compatibility/2006" xmlns:r="http://schemas.openxmlformats.org/officeDocument/2006/relationships" xmlns:w="http://schemas.openxmlformats.org/wordprocessingml/2006/main" xmlns:w14="http://schemas.microsoft.com/office/word/2010/wordml" xmlns:w15="http://schemas.microsoft.com/office/word/2012/wordml" xmlns:w16cex="http://schemas.microsoft.com/office/word/2018/wordml/cex" xmlns:w16cid="http://schemas.microsoft.com/office/word/2016/wordml/cid" xmlns:w16="http://schemas.microsoft.com/office/word/2018/wordml" xmlns:w16sdtdh="http://schemas.microsoft.com/office/word/2020/wordml/sdtdatahash" xmlns:w16se="http://schemas.microsoft.com/office/word/2015/wordml/symex" mc:Ignorable="w14 w15 w16se w16cid w16 w16cex w16sdtdh">
   <w:docDefaults>
     <w:rPrDefault>
       <w:rPr>
